--- a/assets/blueclaw-workspace/skills/paperwork/assets/templates/mou.docx
+++ b/assets/blueclaw-workspace/skills/paperwork/assets/templates/mou.docx
@@ -6,6 +6,9 @@
       <w:pPr>
         <w:spacing w:after="360"/>
         <w:jc w:val="center"/>
+        <w:pBdr>
+          <w:bottom w:val="single" w:sz="12" w:space="8" w:color="1C2430"/>
+        </w:pBdr>
       </w:pPr>
       <w:r>
         <w:rPr>
@@ -251,6 +254,9 @@
     </w:p>
     <w:p/>
     <w:p>
+      <w:pPr>
+        <w:jc w:val="center"/>
+      </w:pPr>
       <w:r>
         <w:t>{{ contractDate }}</w:t>
       </w:r>
@@ -274,6 +280,7 @@
           <w:p>
             <w:pPr>
               <w:spacing w:after="40"/>
+              <w:jc w:val="left"/>
             </w:pPr>
             <w:r/>
             <w:r>
@@ -286,6 +293,7 @@
           <w:p>
             <w:pPr>
               <w:spacing w:after="40"/>
+              <w:jc w:val="left"/>
             </w:pPr>
             <w:r>
               <w:t>기관명: {{ orgAName }}</w:t>
@@ -294,6 +302,7 @@
           <w:p>
             <w:pPr>
               <w:spacing w:after="40"/>
+              <w:jc w:val="left"/>
             </w:pPr>
             <w:r>
               <w:t>대표자: {{ orgARepresentative }} (서명 또는 인)</w:t>
@@ -307,6 +316,7 @@
           <w:p>
             <w:pPr>
               <w:spacing w:after="40"/>
+              <w:jc w:val="left"/>
             </w:pPr>
             <w:r/>
             <w:r>
@@ -319,6 +329,7 @@
           <w:p>
             <w:pPr>
               <w:spacing w:after="40"/>
+              <w:jc w:val="left"/>
             </w:pPr>
             <w:r>
               <w:t>기관명: {{ orgBName }}</w:t>
@@ -327,6 +338,7 @@
           <w:p>
             <w:pPr>
               <w:spacing w:after="40"/>
+              <w:jc w:val="left"/>
             </w:pPr>
             <w:r>
               <w:t>대표자: {{ orgBRepresentative }} (서명 또는 인)</w:t>
@@ -709,10 +721,11 @@
     <w:qFormat/>
     <w:rsid w:val="00FC693F"/>
     <w:pPr>
-      <w:spacing w:after="80" w:line="300" w:lineRule="auto"/>
+      <w:spacing w:after="80" w:line="312" w:lineRule="auto"/>
+      <w:jc w:val="both"/>
     </w:pPr>
     <w:rPr>
-      <w:rFonts w:ascii="Noto Sans CJK KR" w:hAnsi="Noto Sans CJK KR" w:eastAsia="Noto Sans CJK KR"/>
+      <w:rFonts w:ascii="맑은 고딕" w:hAnsi="맑은 고딕" w:eastAsia="맑은 고딕"/>
       <w:color w:val="1C2430"/>
       <w:sz w:val="21"/>
     </w:rPr>
